--- a/nep/docx/004.content.docx
+++ b/nep/docx/004.content.docx
@@ -150,26 +150,6 @@
           <w:lang w:val="ne_NP" w:bidi="ne_NP"/>
         </w:rPr>
         <w:t>ह</w:t>
-      </w:r>
-      <w:r>
-        <w:rPr>
-          <w:lang w:val="ne_NP" w:bidi="ne_NP"/>
-        </w:rPr>
-      </w:r>
-    </w:p>
-    <w:p>
-      <w:pPr/>
-      <w:r>
-        <w:rPr>
-          <w:lang w:val="ne_NP" w:bidi="ne_NP"/>
-        </w:rPr>
-      </w:r>
-      <w:r>
-        <w:rPr>
-          <w:i/>
-          <w:lang w:val="ne_NP" w:bidi="ne_NP"/>
-        </w:rPr>
-        <w:t>हाबिल (व्यक्ति)</w:t>
       </w:r>
       <w:r>
         <w:rPr>

--- a/nep/docx/004.content.docx
+++ b/nep/docx/004.content.docx
@@ -19,7 +19,7 @@
         <w:rPr>
           <w:lang w:val="ne_NP" w:bidi="ne_NP"/>
         </w:rPr>
-        <w:t>Resource: Bible Dictionary (Tyndale)</w:t>
+        <w:t>Resource: Tyndale Open Bible Dictionary</w:t>
       </w:r>
       <w:r>
         <w:rPr>
@@ -112,7 +112,7 @@
         <w:rPr>
           <w:lang w:val="ne_NP" w:bidi="ne_NP"/>
         </w:rPr>
-        <w:t>Bible Dictionary (Tyndale)</w:t>
+        <w:t>Tyndale Open Bible Dictionary</w:t>
       </w:r>
     </w:p>
     <w:p>

--- a/nep/docx/004.content.docx
+++ b/nep/docx/004.content.docx
@@ -19,7 +19,7 @@
         <w:rPr>
           <w:lang w:val="ne_NP" w:bidi="ne_NP"/>
         </w:rPr>
-        <w:t>Resource: Tyndale Open Bible Dictionary</w:t>
+        <w:t>Resource: Aquifer Open Bible Dictionary</w:t>
       </w:r>
       <w:r>
         <w:rPr>
@@ -112,7 +112,7 @@
         <w:rPr>
           <w:lang w:val="ne_NP" w:bidi="ne_NP"/>
         </w:rPr>
-        <w:t>Tyndale Open Bible Dictionary</w:t>
+        <w:t>Aquifer Open Bible Dictionary</w:t>
       </w:r>
     </w:p>
     <w:p>

--- a/nep/docx/004.content.docx
+++ b/nep/docx/004.content.docx
@@ -251,18 +251,12 @@
         </w:rPr>
         <w:t>आदम र हव्वाको दोस्रो छोरा (</w:t>
       </w:r>
-      <w:hyperlink r:id="rId13">
-        <w:r>
-          <w:rPr>
-            <w:lang w:val="ne_NP" w:bidi="ne_NP"/>
-          </w:rPr>
-          <w:rPr>
-            <w:color w:val="0000EE"/>
-            <w:u w:val="single"/>
-          </w:rPr>
-          <w:t>उत्पत्ति ४:२</w:t>
-        </w:r>
-      </w:hyperlink>
+      <w:r>
+        <w:rPr>
+          <w:lang w:val="ne_NP" w:bidi="ne_NP"/>
+        </w:rPr>
+        <w:t>उत्पत्ति ४:२</w:t>
+      </w:r>
       <w:r>
         <w:rPr>
           <w:lang w:val="ne_NP" w:bidi="ne_NP"/>
@@ -315,72 +309,48 @@
         </w:rPr>
         <w:t>बाइबल कथाले सुझाव दिन्छ कि हाबिलको चरित्र राम्रो थियो, त्यसैले परमेश्वरले उसको चढाएको बलिदानलाई आशीर्वाद दिनुभयो, तर कयिनले चढाएको बलिदानलाई आशीर्वाद दिनुभएन (</w:t>
       </w:r>
-      <w:hyperlink r:id="rId14">
-        <w:r>
-          <w:rPr>
-            <w:lang w:val="ne_NP" w:bidi="ne_NP"/>
-          </w:rPr>
-          <w:rPr>
-            <w:color w:val="0000EE"/>
-            <w:u w:val="single"/>
-          </w:rPr>
-          <w:t>उत्पत्ति ४:७</w:t>
-        </w:r>
-      </w:hyperlink>
+      <w:r>
+        <w:rPr>
+          <w:lang w:val="ne_NP" w:bidi="ne_NP"/>
+        </w:rPr>
+        <w:t>उत्पत्ति ४:७</w:t>
+      </w:r>
       <w:r>
         <w:rPr>
           <w:lang w:val="ne_NP" w:bidi="ne_NP"/>
         </w:rPr>
         <w:t>)। बाइबलले अनाज वा तरकारीको बलिदान पाप बलिदान वा मेलबलि चढाउने पशु बलिदानभन्दा खराब थियो भनेर भन्दैन। मोशाको कानुनले दुबैलाई अनुमति दिन्छ। नयाँ नियममा, हाबिललाई आफ्नो विश्वासको कारणले मर्ने पहिलो व्यक्ति भनिएको छ (</w:t>
       </w:r>
-      <w:hyperlink r:id="rId15">
-        <w:r>
-          <w:rPr>
-            <w:lang w:val="ne_NP" w:bidi="ne_NP"/>
-          </w:rPr>
-          <w:rPr>
-            <w:color w:val="0000EE"/>
-            <w:u w:val="single"/>
-          </w:rPr>
-          <w:t>मत्ती २३:३५</w:t>
-        </w:r>
-      </w:hyperlink>
+      <w:r>
+        <w:rPr>
+          <w:lang w:val="ne_NP" w:bidi="ne_NP"/>
+        </w:rPr>
+        <w:t>मत्ती २३:३५</w:t>
+      </w:r>
       <w:r>
         <w:rPr>
           <w:lang w:val="ne_NP" w:bidi="ne_NP"/>
         </w:rPr>
         <w:t xml:space="preserve">; </w:t>
       </w:r>
-      <w:hyperlink r:id="rId16">
-        <w:r>
-          <w:rPr>
-            <w:lang w:val="ne_NP" w:bidi="ne_NP"/>
-          </w:rPr>
-          <w:rPr>
-            <w:color w:val="0000EE"/>
-            <w:u w:val="single"/>
-          </w:rPr>
-          <w:t>लूका ११:५१</w:t>
-        </w:r>
-      </w:hyperlink>
+      <w:r>
+        <w:rPr>
+          <w:lang w:val="ne_NP" w:bidi="ne_NP"/>
+        </w:rPr>
+        <w:t>लूका ११:५१</w:t>
+      </w:r>
       <w:r>
         <w:rPr>
           <w:lang w:val="ne_NP" w:bidi="ne_NP"/>
         </w:rPr>
         <w:t>; हिब्रू</w:t>
       </w:r>
-      <w:hyperlink r:id="rId17">
-        <w:r>
-          <w:rPr>
-            <w:lang w:val="ne_NP" w:bidi="ne_NP"/>
-          </w:rPr>
-          <w:rPr>
-            <w:color w:val="0000EE"/>
-            <w:u w:val="single"/>
-          </w:rPr>
-          <w:t xml:space="preserve"> ११:४</w:t>
-        </w:r>
-      </w:hyperlink>
+      <w:r>
+        <w:rPr>
+          <w:lang w:val="ne_NP" w:bidi="ne_NP"/>
+        </w:rPr>
+        <w:t xml:space="preserve"> ११:४</w:t>
+      </w:r>
       <w:r>
         <w:rPr>
           <w:lang w:val="ne_NP" w:bidi="ne_NP"/>
